--- a/word_reports/LP_0141_위치_389_Euel Box_Benji.docx
+++ b/word_reports/LP_0141_위치_389_Euel Box_Benji.docx
@@ -4,7 +4,7 @@
   <w:body>
     <w:p>
       <w:pPr>
-        <w:spacing w:after="280"/>
+        <w:spacing w:after="80"/>
       </w:pPr>
       <w:r>
         <w:rPr w:rFonts="맑은 고딕">
@@ -13,94 +13,47 @@
           <w:color w:val="1E3A8A"/>
           <w:sz w:val="30"/>
         </w:rPr>
-        <w:t>[389] Euel Box - Benji</w:t>
+        <w:t>Euel Box (유엘박스) - Benji</w:t>
       </w:r>
     </w:p>
     <w:p>
       <w:pPr>
-        <w:spacing w:after="320"/>
+        <w:spacing w:after="240"/>
       </w:pPr>
       <w:r>
         <w:rPr w:rFonts="맑은 고딕">
           <w:rFonts w:ascii="맑은 고딕" w:hAnsi="맑은 고딕" w:eastAsia="맑은 고딕"/>
           <w:b/>
-          <w:sz w:val="20"/>
+          <w:color w:val="4B5563"/>
+          <w:sz w:val="22"/>
         </w:rPr>
-        <w:t>■ 위치 : 389</w:t>
-        <w:br/>
-      </w:r>
-      <w:r>
-        <w:rPr w:rFonts="맑은 고딕">
-          <w:rFonts w:ascii="맑은 고딕" w:hAnsi="맑은 고딕" w:eastAsia="맑은 고딕"/>
-          <w:b/>
-          <w:sz w:val="20"/>
-        </w:rPr>
-        <w:t>■ 아티스트 : Euel Box</w:t>
-        <w:br/>
-      </w:r>
-      <w:r>
-        <w:rPr w:rFonts="맑은 고딕">
-          <w:rFonts w:ascii="맑은 고딕" w:hAnsi="맑은 고딕" w:eastAsia="맑은 고딕"/>
-          <w:b/>
-          <w:sz w:val="20"/>
-        </w:rPr>
-        <w:t>■ 앨범명 : Benji</w:t>
-        <w:br/>
-      </w:r>
-      <w:r>
-        <w:rPr w:rFonts="맑은 고딕">
-          <w:rFonts w:ascii="맑은 고딕" w:hAnsi="맑은 고딕" w:eastAsia="맑은 고딕"/>
-          <w:b w:val="0"/>
-          <w:sz w:val="20"/>
-        </w:rPr>
-        <w:t>■ 음반 레이블 : Epic / Mulberry Square Records</w:t>
-        <w:br/>
-      </w:r>
-      <w:r>
-        <w:rPr w:rFonts="맑은 고딕">
-          <w:rFonts w:ascii="맑은 고딕" w:hAnsi="맑은 고딕" w:eastAsia="맑은 고딕"/>
-          <w:b w:val="0"/>
-          <w:sz w:val="20"/>
-        </w:rPr>
-        <w:t>■ 발매년도 : 1974</w:t>
-        <w:br/>
-      </w:r>
-      <w:r>
-        <w:rPr w:rFonts="맑은 고딕">
-          <w:rFonts w:ascii="맑은 고딕" w:hAnsi="맑은 고딕" w:eastAsia="맑은 고딕"/>
-          <w:b w:val="0"/>
-          <w:sz w:val="20"/>
-        </w:rPr>
-        <w:t>■ 장르 : 영화 음악 (Original Soundtrack) / 컨트리 팝 (Country Pop)</w:t>
-        <w:br/>
-      </w:r>
-      <w:r>
-        <w:rPr w:rFonts="맑은 고딕">
-          <w:rFonts w:ascii="맑은 고딕" w:hAnsi="맑은 고딕" w:eastAsia="맑은 고딕"/>
-          <w:b w:val="0"/>
-          <w:sz w:val="20"/>
-        </w:rPr>
-        <w:t>■ 주요 수록곡 : 1. I Feel Love (Vocal by Charlie Rich)</w:t>
-        <w:br/>
+        <w:t>위치 :  389</w:t>
       </w:r>
     </w:p>
     <w:p>
       <w:pPr>
-        <w:spacing w:after="160"/>
+        <w:spacing w:line="324" w:lineRule="auto" w:before="80" w:after="160"/>
       </w:pPr>
       <w:r>
         <w:rPr w:rFonts="맑은 고딕">
           <w:rFonts w:ascii="맑은 고딕" w:hAnsi="맑은 고딕" w:eastAsia="맑은 고딕"/>
           <w:b/>
           <w:color w:val="1F2937"/>
-          <w:sz w:val="24"/>
+          <w:sz w:val="22"/>
         </w:rPr>
-        <w:t>■ 음반 해설 및 감상 가이드</w:t>
+        <w:t xml:space="preserve">[음반 소개] </w:t>
+      </w:r>
+      <w:r>
+        <w:rPr w:rFonts="맑은 고딕">
+          <w:rFonts w:ascii="맑은 고딕" w:hAnsi="맑은 고딕" w:eastAsia="맑은 고딕"/>
+          <w:b w:val="0"/>
+          <w:sz w:val="21"/>
+        </w:rPr>
       </w:r>
     </w:p>
     <w:p>
       <w:pPr>
-        <w:spacing w:line="312" w:lineRule="auto" w:after="120"/>
+        <w:spacing w:line="324" w:lineRule="auto" w:after="120"/>
       </w:pPr>
       <w:r>
         <w:rPr w:rFonts="맑은 고딕">
@@ -108,38 +61,516 @@
           <w:b w:val="0"/>
           <w:sz w:val="21"/>
         </w:rPr>
-        <w:t>1974년 조 캠프(Joe Camp) 감독이 연출한 영화 《벤지(Benji)》는 인간과 유기견 사이의 교감과 다정한 모험을 그려내며 전 세계적인 사랑을 받은 가족 영화의 고전입니다. 이 영화가 가진 특유의 따뜻한 휴머니즘과 정서적 깊이를 완성해 낸 핵심 요소는 바로 작곡가 유엘 박스(Euel Box)가 완성한 오리지널 사운드트랙입니다. 1970년대 영화 음악의 아날로그적 온기와 정교한 오케스트레이션이 어우러진 이 LP 음반은 영화의 흥행과 더불어 음악적으로도 대단한 성공을 거두었습니다.</w:t>
+        <w:t>1974년 전 세계인의 심금을 울리며 무해한 순수함의 가치를 일깨운 영화 &lt;벤지(Benji)&gt;의 오리지널 사운드트랙은, 작곡가 유엘 박스(Euel Box)의 섬세한 선율미학이 집약된 숨은 명작입니다. 작은 생명체의 맑은 시선으로 바라본 세상의 온기와 아련한 노스탤지어를 클래시컬한 오케스트레이션과 소박한 어쿠스틱 질감으로 유려하게 엮어냈습니다. 당대 최고의 보컬리스트 찰리 리치(Charlie Rich)의 깊은 음색이 얹힌 주제가를 필두로, 전편에 흐르는 서정적인 선율은 반세기가 지난 오늘날에도 메마른 현대인의 영혼을 어루만지는 숭고한 감정의 파동을 선사합니다.</w:t>
       </w:r>
     </w:p>
     <w:p>
       <w:pPr>
-        <w:spacing w:line="312" w:lineRule="auto" w:after="120"/>
+        <w:spacing w:line="324" w:lineRule="auto" w:before="200" w:after="80"/>
       </w:pPr>
+      <w:r>
+        <w:rPr w:rFonts="맑은 고딕">
+          <w:rFonts w:ascii="맑은 고딕" w:hAnsi="맑은 고딕" w:eastAsia="맑은 고딕"/>
+          <w:b/>
+          <w:color w:val="1E3A8A"/>
+          <w:sz w:val="24"/>
+        </w:rPr>
+        <w:t>1. 음반 데이터</w:t>
+      </w:r>
+    </w:p>
+    <w:p>
+      <w:pPr>
+        <w:spacing w:line="324" w:lineRule="auto" w:after="80"/>
+      </w:pPr>
+      <w:r>
+        <w:rPr w:rFonts="맑은 고딕">
+          <w:rFonts w:ascii="맑은 고딕" w:hAnsi="맑은 고딕" w:eastAsia="맑은 고딕"/>
+          <w:b w:val="0"/>
+          <w:color w:val="6B7280"/>
+          <w:sz w:val="21"/>
+        </w:rPr>
+        <w:t xml:space="preserve">· </w:t>
+      </w:r>
+      <w:r>
+        <w:rPr w:rFonts="맑은 고딕">
+          <w:rFonts w:ascii="맑은 고딕" w:hAnsi="맑은 고딕" w:eastAsia="맑은 고딕"/>
+          <w:b/>
+          <w:color w:val="1F2937"/>
+          <w:sz w:val="21"/>
+        </w:rPr>
+        <w:t xml:space="preserve">앨범명: </w:t>
+      </w:r>
       <w:r>
         <w:rPr w:rFonts="맑은 고딕">
           <w:rFonts w:ascii="맑은 고딕" w:hAnsi="맑은 고딕" w:eastAsia="맑은 고딕"/>
           <w:b w:val="0"/>
           <w:sz w:val="21"/>
         </w:rPr>
-        <w:t>앨범의 단연 돋보이는 하이라이트는 컨트리 음악의 거장 찰리 리치(Charlie Rich)가 가창을 맡은 주제곡 "I Feel Love"입니다. 유엘 박스와 그의 아내 베티 박스(Betty Box)가 함께 써 내려간 이 곡은 찰리 리치의 감미롭고 깊이 있는 보컬과 어우러져 주인공 벤지의 순수한 시선과 마음을 감동적으로 대변합니다. 이 명곡은 제32회 골든 글로브 시상식에서 주제가상을 수상하고 제47회 아카데미 시상식 주제가상 후보에 오르며, 당대 최고의 팝/컨트리 크로스오버 발라드로 평가받았습니다.</w:t>
+        <w:t>Benji</w:t>
       </w:r>
     </w:p>
     <w:p>
       <w:pPr>
-        <w:spacing w:line="312" w:lineRule="auto" w:after="120"/>
+        <w:spacing w:line="324" w:lineRule="auto" w:after="80"/>
       </w:pPr>
+      <w:r>
+        <w:rPr w:rFonts="맑은 고딕">
+          <w:rFonts w:ascii="맑은 고딕" w:hAnsi="맑은 고딕" w:eastAsia="맑은 고딕"/>
+          <w:b w:val="0"/>
+          <w:color w:val="6B7280"/>
+          <w:sz w:val="21"/>
+        </w:rPr>
+        <w:t xml:space="preserve">· </w:t>
+      </w:r>
+      <w:r>
+        <w:rPr w:rFonts="맑은 고딕">
+          <w:rFonts w:ascii="맑은 고딕" w:hAnsi="맑은 고딕" w:eastAsia="맑은 고딕"/>
+          <w:b/>
+          <w:color w:val="1F2937"/>
+          <w:sz w:val="21"/>
+        </w:rPr>
+        <w:t xml:space="preserve">아티스트: </w:t>
+      </w:r>
       <w:r>
         <w:rPr w:rFonts="맑은 고딕">
           <w:rFonts w:ascii="맑은 고딕" w:hAnsi="맑은 고딕" w:eastAsia="맑은 고딕"/>
           <w:b w:val="0"/>
           <w:sz w:val="21"/>
         </w:rPr>
-        <w:t>음악적으로 이 음반은 어쿠스틱 기타, 풍성한 스트링 세션, 그리고 절제된 브라스가 조화를 이루며 목가적이면서도 스펙터클한 사운드를 연출합니다. "Benji's Theme"를 비롯한 주요 트랙들은 작은 강아지의 눈높이에서 펼쳐지는 세상의 정경을 따스하게 담아내며, 추격 장면에 쓰인 "Phaeton Chase" 등에서는 긴장감 넘치는 악기 배치를 통해 훌륭한 극적 대비를 보여줍니다. LP의 그루브를 통해 전해지는 따스한 잔향은 듣는 이에게 아련한 향수와 깊은 감동을 선사합니다.</w:t>
+        <w:t>Euel Box (유엘박스)</w:t>
+      </w:r>
+    </w:p>
+    <w:p>
+      <w:pPr>
+        <w:spacing w:line="324" w:lineRule="auto" w:after="80"/>
+      </w:pPr>
+      <w:r>
+        <w:rPr w:rFonts="맑은 고딕">
+          <w:rFonts w:ascii="맑은 고딕" w:hAnsi="맑은 고딕" w:eastAsia="맑은 고딕"/>
+          <w:b w:val="0"/>
+          <w:color w:val="6B7280"/>
+          <w:sz w:val="21"/>
+        </w:rPr>
+        <w:t xml:space="preserve">· </w:t>
+      </w:r>
+      <w:r>
+        <w:rPr w:rFonts="맑은 고딕">
+          <w:rFonts w:ascii="맑은 고딕" w:hAnsi="맑은 고딕" w:eastAsia="맑은 고딕"/>
+          <w:b/>
+          <w:color w:val="1F2937"/>
+          <w:sz w:val="21"/>
+        </w:rPr>
+        <w:t xml:space="preserve">발매 정보: </w:t>
+      </w:r>
+      <w:r>
+        <w:rPr w:rFonts="맑은 고딕">
+          <w:rFonts w:ascii="맑은 고딕" w:hAnsi="맑은 고딕" w:eastAsia="맑은 고딕"/>
+          <w:b w:val="0"/>
+          <w:sz w:val="21"/>
+        </w:rPr>
+        <w:t>1974년 미국의 'Mulberry Square Records'를 통해 발매된 동명 영화의 오리지널 사운드트랙 바이닐로, 조 캠프 감독의 독립 프로덕션 영화가 거둔 기적적인 성공과 궤를 같이하며 발매된 기념비적 앨범입니다.</w:t>
+      </w:r>
+    </w:p>
+    <w:p>
+      <w:pPr>
+        <w:spacing w:line="324" w:lineRule="auto" w:after="80"/>
+      </w:pPr>
+      <w:r>
+        <w:rPr w:rFonts="맑은 고딕">
+          <w:rFonts w:ascii="맑은 고딕" w:hAnsi="맑은 고딕" w:eastAsia="맑은 고딕"/>
+          <w:b w:val="0"/>
+          <w:color w:val="6B7280"/>
+          <w:sz w:val="21"/>
+        </w:rPr>
+        <w:t xml:space="preserve">· </w:t>
+      </w:r>
+      <w:r>
+        <w:rPr w:rFonts="맑은 고딕">
+          <w:rFonts w:ascii="맑은 고딕" w:hAnsi="맑은 고딕" w:eastAsia="맑은 고딕"/>
+          <w:b/>
+          <w:color w:val="1F2937"/>
+          <w:sz w:val="21"/>
+        </w:rPr>
+        <w:t xml:space="preserve">LP 인기도(판매량): </w:t>
+      </w:r>
+      <w:r>
+        <w:rPr w:rFonts="맑은 고딕">
+          <w:rFonts w:ascii="맑은 고딕" w:hAnsi="맑은 고딕" w:eastAsia="맑은 고딕"/>
+          <w:b w:val="0"/>
+          <w:sz w:val="21"/>
+        </w:rPr>
+        <w:t>영화의 세계적인 흥행 돌풍(당시 박스오피스 4천만 달러에 육박하는 메가 히트)에 힘입어 사운드트랙 역시 미국 전역에서 폭발적인 판매고를 기록하였으며, 싱글 차트와 앨범 차트 모두에서 괄목할 만한 대중적 지지를 얻었습니다.</w:t>
+      </w:r>
+    </w:p>
+    <w:p>
+      <w:pPr>
+        <w:spacing w:line="324" w:lineRule="auto" w:after="80"/>
+      </w:pPr>
+      <w:r>
+        <w:rPr w:rFonts="맑은 고딕">
+          <w:rFonts w:ascii="맑은 고딕" w:hAnsi="맑은 고딕" w:eastAsia="맑은 고딕"/>
+          <w:b w:val="0"/>
+          <w:color w:val="6B7280"/>
+          <w:sz w:val="21"/>
+        </w:rPr>
+        <w:t xml:space="preserve">· </w:t>
+      </w:r>
+      <w:r>
+        <w:rPr w:rFonts="맑은 고딕">
+          <w:rFonts w:ascii="맑은 고딕" w:hAnsi="맑은 고딕" w:eastAsia="맑은 고딕"/>
+          <w:b/>
+          <w:color w:val="1F2937"/>
+          <w:sz w:val="21"/>
+        </w:rPr>
+        <w:t xml:space="preserve">각종 수상경력: </w:t>
+      </w:r>
+      <w:r>
+        <w:rPr w:rFonts="맑은 고딕">
+          <w:rFonts w:ascii="맑은 고딕" w:hAnsi="맑은 고딕" w:eastAsia="맑은 고딕"/>
+          <w:b w:val="0"/>
+          <w:sz w:val="21"/>
+        </w:rPr>
+        <w:t>수록곡 'I Feel Love'는 1975년 제32회 골든 글로브 시상식에서 최우수 주제가상(Best Original Song)을 수상하였고, 제47회 아카데미 시상식 주제가상 후보에 오르며 대중성과 예술적 품격을 고루 공인받았습니다.</w:t>
+      </w:r>
+    </w:p>
+    <w:p>
+      <w:pPr>
+        <w:spacing w:line="324" w:lineRule="auto" w:before="200" w:after="80"/>
+      </w:pPr>
+      <w:r>
+        <w:rPr w:rFonts="맑은 고딕">
+          <w:rFonts w:ascii="맑은 고딕" w:hAnsi="맑은 고딕" w:eastAsia="맑은 고딕"/>
+          <w:b/>
+          <w:color w:val="1E3A8A"/>
+          <w:sz w:val="24"/>
+        </w:rPr>
+        <w:t>2. 아티스트 정보</w:t>
+      </w:r>
+    </w:p>
+    <w:p>
+      <w:pPr>
+        <w:spacing w:line="324" w:lineRule="auto" w:after="80"/>
+      </w:pPr>
+      <w:r>
+        <w:rPr w:rFonts="맑은 고딕">
+          <w:rFonts w:ascii="맑은 고딕" w:hAnsi="맑은 고딕" w:eastAsia="맑은 고딕"/>
+          <w:b w:val="0"/>
+          <w:color w:val="6B7280"/>
+          <w:sz w:val="21"/>
+        </w:rPr>
+        <w:t xml:space="preserve">· </w:t>
+      </w:r>
+      <w:r>
+        <w:rPr w:rFonts="맑은 고딕">
+          <w:rFonts w:ascii="맑은 고딕" w:hAnsi="맑은 고딕" w:eastAsia="맑은 고딕"/>
+          <w:b/>
+          <w:color w:val="1F2937"/>
+          <w:sz w:val="21"/>
+        </w:rPr>
+        <w:t xml:space="preserve">국적: </w:t>
+      </w:r>
+      <w:r>
+        <w:rPr w:rFonts="맑은 고딕">
+          <w:rFonts w:ascii="맑은 고딕" w:hAnsi="맑은 고딕" w:eastAsia="맑은 고딕"/>
+          <w:b w:val="0"/>
+          <w:sz w:val="21"/>
+        </w:rPr>
+        <w:t>미국 (USA)</w:t>
+      </w:r>
+    </w:p>
+    <w:p>
+      <w:pPr>
+        <w:spacing w:line="324" w:lineRule="auto" w:after="80"/>
+      </w:pPr>
+      <w:r>
+        <w:rPr w:rFonts="맑은 고딕">
+          <w:rFonts w:ascii="맑은 고딕" w:hAnsi="맑은 고딕" w:eastAsia="맑은 고딕"/>
+          <w:b w:val="0"/>
+          <w:color w:val="6B7280"/>
+          <w:sz w:val="21"/>
+        </w:rPr>
+        <w:t xml:space="preserve">· </w:t>
+      </w:r>
+      <w:r>
+        <w:rPr w:rFonts="맑은 고딕">
+          <w:rFonts w:ascii="맑은 고딕" w:hAnsi="맑은 고딕" w:eastAsia="맑은 고딕"/>
+          <w:b/>
+          <w:color w:val="1F2937"/>
+          <w:sz w:val="21"/>
+        </w:rPr>
+        <w:t xml:space="preserve">생몰년도: </w:t>
+      </w:r>
+      <w:r>
+        <w:rPr w:rFonts="맑은 고딕">
+          <w:rFonts w:ascii="맑은 고딕" w:hAnsi="맑은 고딕" w:eastAsia="맑은 고딕"/>
+          <w:b w:val="0"/>
+          <w:sz w:val="21"/>
+        </w:rPr>
+        <w:t>1928년 ~ 2017년</w:t>
+      </w:r>
+    </w:p>
+    <w:p>
+      <w:pPr>
+        <w:spacing w:line="324" w:lineRule="auto" w:after="80"/>
+      </w:pPr>
+      <w:r>
+        <w:rPr w:rFonts="맑은 고딕">
+          <w:rFonts w:ascii="맑은 고딕" w:hAnsi="맑은 고딕" w:eastAsia="맑은 고딕"/>
+          <w:b w:val="0"/>
+          <w:color w:val="6B7280"/>
+          <w:sz w:val="21"/>
+        </w:rPr>
+        <w:t xml:space="preserve">· </w:t>
+      </w:r>
+      <w:r>
+        <w:rPr w:rFonts="맑은 고딕">
+          <w:rFonts w:ascii="맑은 고딕" w:hAnsi="맑은 고딕" w:eastAsia="맑은 고딕"/>
+          <w:b/>
+          <w:color w:val="1F2937"/>
+          <w:sz w:val="21"/>
+        </w:rPr>
+        <w:t xml:space="preserve">그룹 소속: </w:t>
+      </w:r>
+      <w:r>
+        <w:rPr w:rFonts="맑은 고딕">
+          <w:rFonts w:ascii="맑은 고딕" w:hAnsi="맑은 고딕" w:eastAsia="맑은 고딕"/>
+          <w:b w:val="0"/>
+          <w:sz w:val="21"/>
+        </w:rPr>
+        <w:t>솔로 (작곡가, 지휘자 및 트럼펫 연주자)</w:t>
+      </w:r>
+    </w:p>
+    <w:p>
+      <w:pPr>
+        <w:spacing w:line="324" w:lineRule="auto" w:after="80"/>
+      </w:pPr>
+      <w:r>
+        <w:rPr w:rFonts="맑은 고딕">
+          <w:rFonts w:ascii="맑은 고딕" w:hAnsi="맑은 고딕" w:eastAsia="맑은 고딕"/>
+          <w:b w:val="0"/>
+          <w:color w:val="6B7280"/>
+          <w:sz w:val="21"/>
+        </w:rPr>
+        <w:t xml:space="preserve">· </w:t>
+      </w:r>
+      <w:r>
+        <w:rPr w:rFonts="맑은 고딕">
+          <w:rFonts w:ascii="맑은 고딕" w:hAnsi="맑은 고딕" w:eastAsia="맑은 고딕"/>
+          <w:b/>
+          <w:color w:val="1F2937"/>
+          <w:sz w:val="21"/>
+        </w:rPr>
+        <w:t xml:space="preserve">아티스트 소개: </w:t>
+      </w:r>
+      <w:r>
+        <w:rPr w:rFonts="맑은 고딕">
+          <w:rFonts w:ascii="맑은 고딕" w:hAnsi="맑은 고딕" w:eastAsia="맑은 고딕"/>
+          <w:b w:val="0"/>
+          <w:sz w:val="21"/>
+        </w:rPr>
+        <w:t>유엘 박스는 재즈와 정통 클래식 오케스트레이션, 그리고 미국 남부의 포크·컨트리 정서를 탁월하게 융합해 낸 장인형 영상음악 작곡가입니다. 과장된 극적 장치를 배제하고 선율 본연의 온기와 절제된 화성을 통해 인물의 감정을 극대화하는 독보적인 스코어링으로 70년대 영화음악계에 깊은 인상을 남겼습니다.</w:t>
+      </w:r>
+    </w:p>
+    <w:p>
+      <w:pPr>
+        <w:spacing w:line="324" w:lineRule="auto" w:before="200" w:after="80"/>
+      </w:pPr>
+      <w:r>
+        <w:rPr w:rFonts="맑은 고딕">
+          <w:rFonts w:ascii="맑은 고딕" w:hAnsi="맑은 고딕" w:eastAsia="맑은 고딕"/>
+          <w:b/>
+          <w:color w:val="1E3A8A"/>
+          <w:sz w:val="24"/>
+        </w:rPr>
+        <w:t>3. 음반 상세 분석</w:t>
+      </w:r>
+    </w:p>
+    <w:p>
+      <w:pPr>
+        <w:spacing w:line="324" w:lineRule="auto" w:after="80"/>
+      </w:pPr>
+      <w:r>
+        <w:rPr w:rFonts="맑은 고딕">
+          <w:rFonts w:ascii="맑은 고딕" w:hAnsi="맑은 고딕" w:eastAsia="맑은 고딕"/>
+          <w:b w:val="0"/>
+          <w:color w:val="6B7280"/>
+          <w:sz w:val="21"/>
+        </w:rPr>
+        <w:t xml:space="preserve">· </w:t>
+      </w:r>
+      <w:r>
+        <w:rPr w:rFonts="맑은 고딕">
+          <w:rFonts w:ascii="맑은 고딕" w:hAnsi="맑은 고딕" w:eastAsia="맑은 고딕"/>
+          <w:b/>
+          <w:color w:val="1F2937"/>
+          <w:sz w:val="21"/>
+        </w:rPr>
+        <w:t xml:space="preserve">역사적 위치: </w:t>
+      </w:r>
+      <w:r>
+        <w:rPr w:rFonts="맑은 고딕">
+          <w:rFonts w:ascii="맑은 고딕" w:hAnsi="맑은 고딕" w:eastAsia="맑은 고딕"/>
+          <w:b w:val="0"/>
+          <w:sz w:val="21"/>
+        </w:rPr>
+        <w:t>대규모 자본 중심의 헐리우드 대작 음악들 사이에서, 소박한 챔버 오케스트라와 어쿠스틱 악기들의 섬세한 배합만으로도 위대한 정서적 감응을 이끌어낼 수 있음을 입증한 70년대 스코어의 수작입니다. 스크린을 돕는 부수 음악의 역할을 넘어, 그 자체로 온전한 서정적 기승전결을 지닌 독자적 음악 작품으로서의 가치를 증명합니다.</w:t>
+      </w:r>
+    </w:p>
+    <w:p>
+      <w:pPr>
+        <w:spacing w:line="324" w:lineRule="auto" w:after="80"/>
+      </w:pPr>
+      <w:r>
+        <w:rPr w:rFonts="맑은 고딕">
+          <w:rFonts w:ascii="맑은 고딕" w:hAnsi="맑은 고딕" w:eastAsia="맑은 고딕"/>
+          <w:b w:val="0"/>
+          <w:color w:val="6B7280"/>
+          <w:sz w:val="21"/>
+        </w:rPr>
+        <w:t xml:space="preserve">· </w:t>
+      </w:r>
+      <w:r>
+        <w:rPr w:rFonts="맑은 고딕">
+          <w:rFonts w:ascii="맑은 고딕" w:hAnsi="맑은 고딕" w:eastAsia="맑은 고딕"/>
+          <w:b/>
+          <w:color w:val="1F2937"/>
+          <w:sz w:val="21"/>
+        </w:rPr>
+        <w:t xml:space="preserve">시대의 흔적(스토리텔링): </w:t>
+      </w:r>
+      <w:r>
+        <w:rPr w:rFonts="맑은 고딕">
+          <w:rFonts w:ascii="맑은 고딕" w:hAnsi="맑은 고딕" w:eastAsia="맑은 고딕"/>
+          <w:b w:val="0"/>
+          <w:sz w:val="21"/>
+        </w:rPr>
+        <w:t>워터게이트 사건과 베트남 전쟁의 그늘로 인해 사회 전반에 환멸과 상실감이 팽배했던 1970년대 중반, 순수한 사랑과 신뢰를 이야기하는 이 음반의 소리는 당대 대중에게 따스한 도피처이자 위로였습니다. 거실 턴테이블 위를 회전하던 이 멜로디들은 온 가족이 모여 앉아 무조건적인 애정과 온기를 나누던 그 시절 청춘과 가정의 정겨운 공기를 고스란히 품고 있습니다.</w:t>
+      </w:r>
+    </w:p>
+    <w:p>
+      <w:pPr>
+        <w:spacing w:line="324" w:lineRule="auto" w:before="200" w:after="80"/>
+      </w:pPr>
+      <w:r>
+        <w:rPr w:rFonts="맑은 고딕">
+          <w:rFonts w:ascii="맑은 고딕" w:hAnsi="맑은 고딕" w:eastAsia="맑은 고딕"/>
+          <w:b/>
+          <w:color w:val="1E3A8A"/>
+          <w:sz w:val="24"/>
+        </w:rPr>
+        <w:t>4. 주요 수록곡 및 감상 제언</w:t>
+      </w:r>
+    </w:p>
+    <w:p>
+      <w:pPr>
+        <w:spacing w:line="324" w:lineRule="auto" w:after="80"/>
+      </w:pPr>
+      <w:r>
+        <w:rPr w:rFonts="맑은 고딕">
+          <w:rFonts w:ascii="맑은 고딕" w:hAnsi="맑은 고딕" w:eastAsia="맑은 고딕"/>
+          <w:b w:val="0"/>
+          <w:color w:val="6B7280"/>
+          <w:sz w:val="21"/>
+        </w:rPr>
+        <w:t xml:space="preserve">· </w:t>
+      </w:r>
+      <w:r>
+        <w:rPr w:rFonts="맑은 고딕">
+          <w:rFonts w:ascii="맑은 고딕" w:hAnsi="맑은 고딕" w:eastAsia="맑은 고딕"/>
+          <w:b/>
+          <w:color w:val="1F2937"/>
+          <w:sz w:val="21"/>
+        </w:rPr>
+        <w:t xml:space="preserve">주요 수록곡 특징: </w:t>
+      </w:r>
+      <w:r>
+        <w:rPr w:rFonts="맑은 고딕">
+          <w:rFonts w:ascii="맑은 고딕" w:hAnsi="맑은 고딕" w:eastAsia="맑은 고딕"/>
+          <w:b w:val="0"/>
+          <w:sz w:val="21"/>
+        </w:rPr>
+        <w:t>찰리 리치의 농밀하면서도 부드러운 보컬이 압권인 'I Feel Love'는 잔잔한 기타와 애틋한 현악 앙상블이 어우러져 가슴 깊은 곳을 울리는 불멸의 발라드입니다. 이와 함께 경쾌한 호른과 퍼커션으로 작은 모험을 묘사한 테마 연주곡들은 유엘 박스 특유의 위트와 따스한 서정미가 교차하며 듣는 내내 벅찬 감동을 자아냅니다.</w:t>
+      </w:r>
+    </w:p>
+    <w:p>
+      <w:pPr>
+        <w:spacing w:line="324" w:lineRule="auto" w:after="80"/>
+      </w:pPr>
+      <w:r>
+        <w:rPr w:rFonts="맑은 고딕">
+          <w:rFonts w:ascii="맑은 고딕" w:hAnsi="맑은 고딕" w:eastAsia="맑은 고딕"/>
+          <w:b w:val="0"/>
+          <w:color w:val="6B7280"/>
+          <w:sz w:val="21"/>
+        </w:rPr>
+        <w:t xml:space="preserve">· </w:t>
+      </w:r>
+      <w:r>
+        <w:rPr w:rFonts="맑은 고딕">
+          <w:rFonts w:ascii="맑은 고딕" w:hAnsi="맑은 고딕" w:eastAsia="맑은 고딕"/>
+          <w:b/>
+          <w:color w:val="1F2937"/>
+          <w:sz w:val="21"/>
+        </w:rPr>
+        <w:t xml:space="preserve">빈티지 감상 제언: </w:t>
+      </w:r>
+      <w:r>
+        <w:rPr w:rFonts="맑은 고딕">
+          <w:rFonts w:ascii="맑은 고딕" w:hAnsi="맑은 고딕" w:eastAsia="맑은 고딕"/>
+          <w:b w:val="0"/>
+          <w:sz w:val="21"/>
+        </w:rPr>
+        <w:t>진공관 앰프의 풍성한 배음과 섬세한 감도를 지닌 카트리지를 통해 재생할 때, 아날로그 마스터 테이프 특유의 자연스러운 공기감과 현악 섹션의 실키한 결이 마법처럼 살아납니다. 특히 목관악기의 숨결과 어쿠스틱 기타의 핑거링 소리는 바이닐 특유의 미세한 틱 노이즈마저 아늑한 벽난로의 장작 소리처럼 느껴지게 만듭니다.</w:t>
+      </w:r>
+    </w:p>
+    <w:p>
+      <w:pPr>
+        <w:spacing w:line="324" w:lineRule="auto" w:after="80"/>
+      </w:pPr>
+      <w:r>
+        <w:rPr w:rFonts="맑은 고딕">
+          <w:rFonts w:ascii="맑은 고딕" w:hAnsi="맑은 고딕" w:eastAsia="맑은 고딕"/>
+          <w:b w:val="0"/>
+          <w:color w:val="6B7280"/>
+          <w:sz w:val="21"/>
+        </w:rPr>
+        <w:t xml:space="preserve">· </w:t>
+      </w:r>
+      <w:r>
+        <w:rPr w:rFonts="맑은 고딕">
+          <w:rFonts w:ascii="맑은 고딕" w:hAnsi="맑은 고딕" w:eastAsia="맑은 고딕"/>
+          <w:b/>
+          <w:color w:val="1F2937"/>
+          <w:sz w:val="21"/>
+        </w:rPr>
+        <w:t xml:space="preserve">소장 가치: </w:t>
+      </w:r>
+      <w:r>
+        <w:rPr w:rFonts="맑은 고딕">
+          <w:rFonts w:ascii="맑은 고딕" w:hAnsi="맑은 고딕" w:eastAsia="맑은 고딕"/>
+          <w:b w:val="0"/>
+          <w:sz w:val="21"/>
+        </w:rPr>
+        <w:t>골든 글로브 수상작이라는 역사적 명성을 차치하더라도, 70년대 특유의 아날로그 오케스트라 레코딩 정수를 느낄 수 있는 오리지널 프레싱으로서 클래식/사운드트랙 애호가라면 반드시 서가에 꽂아두어야 할 귀한 아카이브입니다.</w:t>
+      </w:r>
+    </w:p>
+    <w:p>
+      <w:pPr>
+        <w:spacing w:line="324" w:lineRule="auto" w:after="120" w:before="160"/>
+      </w:pPr>
+      <w:r>
+        <w:rPr w:rFonts="맑은 고딕">
+          <w:rFonts w:ascii="맑은 고딕" w:hAnsi="맑은 고딕" w:eastAsia="맑은 고딕"/>
+          <w:b/>
+          <w:color w:val="4338CA"/>
+          <w:sz w:val="21"/>
+        </w:rPr>
+        <w:t>이 음반을 통해 순수했던 시절의 아련한 추억과 유엘 박스의 따스한 선율이 전해주는 감동을 다시 한번 경험해 보시는 것은 어떨까요?</w:t>
       </w:r>
     </w:p>
     <w:sectPr>
       <w:pgSz w:w="12240" w:h="15840"/>
-      <w:pgMar w:top="1440" w:right="1440" w:bottom="1440" w:left="1440" w:header="720" w:footer="720" w:gutter="0"/>
+      <w:pgMar w:top="1152" w:right="1296" w:bottom="1152" w:left="1296" w:header="720" w:footer="720" w:gutter="0"/>
       <w:cols w:space="720"/>
       <w:docGrid w:linePitch="360"/>
     </w:sectPr>

--- a/word_reports/LP_0141_위치_389_Euel Box_Benji.docx
+++ b/word_reports/LP_0141_위치_389_Euel Box_Benji.docx
@@ -32,7 +32,7 @@
     </w:p>
     <w:p>
       <w:pPr>
-        <w:spacing w:line="324" w:lineRule="auto" w:before="80" w:after="160"/>
+        <w:spacing w:line="324" w:lineRule="auto" w:before="80" w:after="120"/>
       </w:pPr>
       <w:r>
         <w:rPr w:rFonts="맑은 고딕">
@@ -42,13 +42,6 @@
           <w:sz w:val="22"/>
         </w:rPr>
         <w:t xml:space="preserve">[음반 소개] </w:t>
-      </w:r>
-      <w:r>
-        <w:rPr w:rFonts="맑은 고딕">
-          <w:rFonts w:ascii="맑은 고딕" w:hAnsi="맑은 고딕" w:eastAsia="맑은 고딕"/>
-          <w:b w:val="0"/>
-          <w:sz w:val="21"/>
-        </w:rPr>
       </w:r>
     </w:p>
     <w:p>
@@ -61,7 +54,33 @@
           <w:b w:val="0"/>
           <w:sz w:val="21"/>
         </w:rPr>
-        <w:t>1974년 전 세계인의 심금을 울리며 무해한 순수함의 가치를 일깨운 영화 &lt;벤지(Benji)&gt;의 오리지널 사운드트랙은, 작곡가 유엘 박스(Euel Box)의 섬세한 선율미학이 집약된 숨은 명작입니다. 작은 생명체의 맑은 시선으로 바라본 세상의 온기와 아련한 노스탤지어를 클래시컬한 오케스트레이션과 소박한 어쿠스틱 질감으로 유려하게 엮어냈습니다. 당대 최고의 보컬리스트 찰리 리치(Charlie Rich)의 깊은 음색이 얹힌 주제가를 필두로, 전편에 흐르는 서정적인 선율은 반세기가 지난 오늘날에도 메마른 현대인의 영혼을 어루만지는 숭고한 감정의 파동을 선사합니다.</w:t>
+        <w:t>1974년 전 세계인의 심금을 울린 조 캠프 감독의 명작 영화 《벤지(Benji)》의 음악은, 단순한 스크린의 배경음을 넘어 한 편의 유려한 서정시로 기억됩니다. 이 기념비적인 사운드트랙을 창조해 낸 작곡가 유엘 박스(Euel Box)는 텍사스의 드넓은 풍광과 클래식 실내악의 정교함을 절묘하게 융합하여, 작고 볼품없는 유기견 한 마리가 인간 세상에 던지는 무조건적인 사랑과 연대의 메시지를 지극히 아름다운 선율로 치환해 냈습니다. 거대 자본이 지배하던 할리우드 스튜디오의 화려함 대신, 순수와 소박함이라는 미덕을 전면에 내세운 이 음반은 당대 영화 음악계에 신선하고도 깊은 충격을 안겼습니다.</w:t>
+      </w:r>
+    </w:p>
+    <w:p>
+      <w:pPr>
+        <w:spacing w:line="324" w:lineRule="auto" w:after="120"/>
+      </w:pPr>
+      <w:r>
+        <w:rPr w:rFonts="맑은 고딕">
+          <w:rFonts w:ascii="맑은 고딕" w:hAnsi="맑은 고딕" w:eastAsia="맑은 고딕"/>
+          <w:b w:val="0"/>
+          <w:sz w:val="21"/>
+        </w:rPr>
+        <w:t>유엘 박스가 직조해 낸 음악적 직물은 포크와 컨트리라는 미국 고유의 뿌리 음악 위에 클래시컬한 오케스트레이션을 우아하게 얹어놓은 형태를 띱니다. 특히 당대 최고의 보컬리스트 중 한 명이었던 찰리 리치(Charlie Rich)의 음성으로 울려 퍼지는 테마곡 "I Feel Love"는, 유엘 박스의 아내 베티 박스(Betty Box)가 쓴 담백하고 진솔한 노랫말과 어우러져 단숨에 듣는 이의 마음을 무장해제 시킵니다. 인간의 언어를 갖지 못한 주인공 벤지의 고독과 기쁨, 그리고 용기를 대신 전하는 이 음악적 서사는 대중음악이 도달할 수 있는 가장 순수한 형태의 감정적 정화를 선사합니다.</w:t>
+      </w:r>
+    </w:p>
+    <w:p>
+      <w:pPr>
+        <w:spacing w:line="324" w:lineRule="auto" w:after="120"/>
+      </w:pPr>
+      <w:r>
+        <w:rPr w:rFonts="맑은 고딕">
+          <w:rFonts w:ascii="맑은 고딕" w:hAnsi="맑은 고딕" w:eastAsia="맑은 고딕"/>
+          <w:b w:val="0"/>
+          <w:sz w:val="21"/>
+        </w:rPr>
+        <w:t>베트남 전쟁의 상흔과 정치적 격변으로 냉소주의가 팽배했던 1970년대 중반, 이 음반이 전해준 온기는 세파에 지친 현대인들에게 따스한 정서적 안식처가 되어주었습니다. 유엘 박스는 과장된 극적 장치나 자극적인 음향을 철저히 배제한 채, 맑은 플루트와 어쿠스틱 기타, 절제된 현악 합주를 통해 '결핍된 존재들이 서로를 보듬는 순간'의 숭고함을 노래했습니다. 반세기에 가까운 세월이 흐른 오늘날에도 이 음반이 낡은 유물로 퇴색되지 않고 여전히 푸른 생명력을 뿜어내는 까닭은, 그 밑바탕에 시대를 초월하는 인간애와 생명에 대한 따스한 긍정이 깃들어 있기 때문입니다.</w:t>
       </w:r>
     </w:p>
     <w:p>
@@ -168,7 +187,7 @@
           <w:b w:val="0"/>
           <w:sz w:val="21"/>
         </w:rPr>
-        <w:t>1974년 미국의 'Mulberry Square Records'를 통해 발매된 동명 영화의 오리지널 사운드트랙 바이닐로, 조 캠프 감독의 독립 프로덕션 영화가 거둔 기적적인 성공과 궤를 같이하며 발매된 기념비적 앨범입니다.</w:t>
+        <w:t>1974년 개봉하여 전 세계적인 신드롬을 일으킨 독립 영화 《벤지(Benji)》의 오리지널 사운드트랙(OST)으로, 영화의 서정적 감수성을 완벽히 담아낸 명반입니다.</w:t>
       </w:r>
     </w:p>
     <w:p>
@@ -199,7 +218,7 @@
           <w:b w:val="0"/>
           <w:sz w:val="21"/>
         </w:rPr>
-        <w:t>영화의 세계적인 흥행 돌풍(당시 박스오피스 4천만 달러에 육박하는 메가 히트)에 힘입어 사운드트랙 역시 미국 전역에서 폭발적인 판매고를 기록하였으며, 싱글 차트와 앨범 차트 모두에서 괄목할 만한 대중적 지지를 얻었습니다.</w:t>
+        <w:t>저예산 독립 영화의 유례없는 글로벌 흥행에 힘입어 사운드트랙 앨범 역시 폭발적인 판매고를 기록했으며, 타이틀곡은 빌보드 어덜트 컨템퍼러리 차트 상위권에 오르며 널리 애청되었습니다.</w:t>
       </w:r>
     </w:p>
     <w:p>
@@ -230,7 +249,7 @@
           <w:b w:val="0"/>
           <w:sz w:val="21"/>
         </w:rPr>
-        <w:t>수록곡 'I Feel Love'는 1975년 제32회 골든 글로브 시상식에서 최우수 주제가상(Best Original Song)을 수상하였고, 제47회 아카데미 시상식 주제가상 후보에 오르며 대중성과 예술적 품격을 고루 공인받았습니다.</w:t>
+        <w:t>1975년 제32회 골든 글로브 시상식 최우수 오리지널 주제가상(Best Original Song - 'I Feel Love') 수상, 1975년 제47회 아카데미(오스카) 시상식 주제가상 노미네이트.</w:t>
       </w:r>
     </w:p>
     <w:p>
@@ -275,7 +294,7 @@
           <w:b w:val="0"/>
           <w:sz w:val="21"/>
         </w:rPr>
-        <w:t>미국 (USA)</w:t>
+        <w:t>미국</w:t>
       </w:r>
     </w:p>
     <w:p>
@@ -306,7 +325,7 @@
           <w:b w:val="0"/>
           <w:sz w:val="21"/>
         </w:rPr>
-        <w:t>1928년 ~ 2017년</w:t>
+        <w:t>1928년 12월 11일 ~ 2017년 1월 27일</w:t>
       </w:r>
     </w:p>
     <w:p>
@@ -337,7 +356,7 @@
           <w:b w:val="0"/>
           <w:sz w:val="21"/>
         </w:rPr>
-        <w:t>솔로 (작곡가, 지휘자 및 트럼펫 연주자)</w:t>
+        <w:t>솔로 (작곡가, 편곡가, 트럼펫 연주자)</w:t>
       </w:r>
     </w:p>
     <w:p>
@@ -368,7 +387,7 @@
           <w:b w:val="0"/>
           <w:sz w:val="21"/>
         </w:rPr>
-        <w:t>유엘 박스는 재즈와 정통 클래식 오케스트레이션, 그리고 미국 남부의 포크·컨트리 정서를 탁월하게 융합해 낸 장인형 영상음악 작곡가입니다. 과장된 극적 장치를 배제하고 선율 본연의 온기와 절제된 화성을 통해 인물의 감정을 극대화하는 독보적인 스코어링으로 70년대 영화음악계에 깊은 인상을 남겼습니다.</w:t>
+        <w:t>텍사스 출신의 유엘 박스는 재즈와 전통 팝, 오케스트라 편곡을 아우르는 탁월한 음악적 감각으로 독창적인 필름 스코어의 영역을 구축한 작곡가입니다. 영화 《벤지》 시리즈의 전담 음악감독으로서 단순한 멜로디 속에 깊은 서정성을 녹여내어 세계적인 찬사를 받았으며, 텍사스 음악 명예의 전당에 헌액된 거장입니다.</w:t>
       </w:r>
     </w:p>
     <w:p>
@@ -413,7 +432,7 @@
           <w:b w:val="0"/>
           <w:sz w:val="21"/>
         </w:rPr>
-        <w:t>대규모 자본 중심의 헐리우드 대작 음악들 사이에서, 소박한 챔버 오케스트라와 어쿠스틱 악기들의 섬세한 배합만으로도 위대한 정서적 감응을 이끌어낼 수 있음을 입증한 70년대 스코어의 수작입니다. 스크린을 돕는 부수 음악의 역할을 넘어, 그 자체로 온전한 서정적 기승전결을 지닌 독자적 음악 작품으로서의 가치를 증명합니다.</w:t>
+        <w:t>거대 메이저 스튜디오의 전유물이었던 영화 음악계에서 저예산 독립 영화의 스코어가 예술성과 상업성 모두에서 거둔 유례없는 승리이자, 동물 영화의 배경음악을 품격 높은 실내악 팝의 경지로 끌어올린 전환점입니다.</w:t>
       </w:r>
     </w:p>
     <w:p>
@@ -444,7 +463,7 @@
           <w:b w:val="0"/>
           <w:sz w:val="21"/>
         </w:rPr>
-        <w:t>워터게이트 사건과 베트남 전쟁의 그늘로 인해 사회 전반에 환멸과 상실감이 팽배했던 1970년대 중반, 순수한 사랑과 신뢰를 이야기하는 이 음반의 소리는 당대 대중에게 따스한 도피처이자 위로였습니다. 거실 턴테이블 위를 회전하던 이 멜로디들은 온 가족이 모여 앉아 무조건적인 애정과 온기를 나누던 그 시절 청춘과 가정의 정겨운 공기를 고스란히 품고 있습니다.</w:t>
+        <w:t>1970년대 전반을 지배하던 어둡고 무거운 사회적 분위기 속에서, 순진무구한 유기견의 시선과 유엘 박스의 맑은 멜로디는 당대 청춘과 가족들에게 치유와 위안의 상징으로 자리 잡았습니다.</w:t>
       </w:r>
     </w:p>
     <w:p>
@@ -489,7 +508,99 @@
           <w:b w:val="0"/>
           <w:sz w:val="21"/>
         </w:rPr>
-        <w:t>찰리 리치의 농밀하면서도 부드러운 보컬이 압권인 'I Feel Love'는 잔잔한 기타와 애틋한 현악 앙상블이 어우러져 가슴 깊은 곳을 울리는 불멸의 발라드입니다. 이와 함께 경쾌한 호른과 퍼커션으로 작은 모험을 묘사한 테마 연주곡들은 유엘 박스 특유의 위트와 따스한 서정미가 교차하며 듣는 내내 벅찬 감동을 자아냅니다.</w:t>
+      </w:r>
+    </w:p>
+    <w:p>
+      <w:pPr>
+        <w:spacing w:line="324" w:lineRule="auto" w:after="80"/>
+      </w:pPr>
+      <w:r>
+        <w:rPr w:rFonts="맑은 고딕">
+          <w:rFonts w:ascii="맑은 고딕" w:hAnsi="맑은 고딕" w:eastAsia="맑은 고딕"/>
+          <w:b w:val="0"/>
+          <w:color w:val="6B7280"/>
+          <w:sz w:val="21"/>
+        </w:rPr>
+        <w:t xml:space="preserve">· </w:t>
+      </w:r>
+      <w:r>
+        <w:rPr w:rFonts="맑은 고딕">
+          <w:rFonts w:ascii="맑은 고딕" w:hAnsi="맑은 고딕" w:eastAsia="맑은 고딕"/>
+          <w:b/>
+          <w:color w:val="1F2937"/>
+          <w:sz w:val="21"/>
+        </w:rPr>
+        <w:t xml:space="preserve">"I Feel Love (sung by Charlie Rich)": </w:t>
+      </w:r>
+      <w:r>
+        <w:rPr w:rFonts="맑은 고딕">
+          <w:rFonts w:ascii="맑은 고딕" w:hAnsi="맑은 고딕" w:eastAsia="맑은 고딕"/>
+          <w:b w:val="0"/>
+          <w:sz w:val="21"/>
+        </w:rPr>
+        <w:t>부드러운 스트링과 찰리 리치의 감미로운 바리톤 음색이 어우러져 지극한 평온함을 선사하는 골든 글로브 수상곡입니다.</w:t>
+      </w:r>
+    </w:p>
+    <w:p>
+      <w:pPr>
+        <w:spacing w:line="324" w:lineRule="auto" w:after="80"/>
+      </w:pPr>
+      <w:r>
+        <w:rPr w:rFonts="맑은 고딕">
+          <w:rFonts w:ascii="맑은 고딕" w:hAnsi="맑은 고딕" w:eastAsia="맑은 고딕"/>
+          <w:b w:val="0"/>
+          <w:color w:val="6B7280"/>
+          <w:sz w:val="21"/>
+        </w:rPr>
+        <w:t xml:space="preserve">· </w:t>
+      </w:r>
+      <w:r>
+        <w:rPr w:rFonts="맑은 고딕">
+          <w:rFonts w:ascii="맑은 고딕" w:hAnsi="맑은 고딕" w:eastAsia="맑은 고딕"/>
+          <w:b/>
+          <w:color w:val="1F2937"/>
+          <w:sz w:val="21"/>
+        </w:rPr>
+        <w:t xml:space="preserve">"Benji's Theme": </w:t>
+      </w:r>
+      <w:r>
+        <w:rPr w:rFonts="맑은 고딕">
+          <w:rFonts w:ascii="맑은 고딕" w:hAnsi="맑은 고딕" w:eastAsia="맑은 고딕"/>
+          <w:b w:val="0"/>
+          <w:sz w:val="21"/>
+        </w:rPr>
+        <w:t>아련한 어쿠스틱 기타와 목관 악기의 유려한 대화로 외롭지만 용감한 벤지의 내면을 묘사한 수작입니다.</w:t>
+      </w:r>
+    </w:p>
+    <w:p>
+      <w:pPr>
+        <w:spacing w:line="324" w:lineRule="auto" w:after="80"/>
+      </w:pPr>
+      <w:r>
+        <w:rPr w:rFonts="맑은 고딕">
+          <w:rFonts w:ascii="맑은 고딕" w:hAnsi="맑은 고딕" w:eastAsia="맑은 고딕"/>
+          <w:b w:val="0"/>
+          <w:color w:val="6B7280"/>
+          <w:sz w:val="21"/>
+        </w:rPr>
+        <w:t xml:space="preserve">· </w:t>
+      </w:r>
+      <w:r>
+        <w:rPr w:rFonts="맑은 고딕">
+          <w:rFonts w:ascii="맑은 고딕" w:hAnsi="맑은 고딕" w:eastAsia="맑은 고딕"/>
+          <w:b/>
+          <w:color w:val="1F2937"/>
+          <w:sz w:val="21"/>
+        </w:rPr>
+        <w:t xml:space="preserve">"Pudding Cup / Run Amuck": </w:t>
+      </w:r>
+      <w:r>
+        <w:rPr w:rFonts="맑은 고딕">
+          <w:rFonts w:ascii="맑은 고딕" w:hAnsi="맑은 고딕" w:eastAsia="맑은 고딕"/>
+          <w:b w:val="0"/>
+          <w:sz w:val="21"/>
+        </w:rPr>
+        <w:t>위트 넘치는 금관 악기와 통통 튀는 퍼커션이 조화를 이루며 경쾌하고 해학적인 분위기를 자아냅니다.</w:t>
       </w:r>
     </w:p>
     <w:p>
@@ -520,7 +631,7 @@
           <w:b w:val="0"/>
           <w:sz w:val="21"/>
         </w:rPr>
-        <w:t>진공관 앰프의 풍성한 배음과 섬세한 감도를 지닌 카트리지를 통해 재생할 때, 아날로그 마스터 테이프 특유의 자연스러운 공기감과 현악 섹션의 실키한 결이 마법처럼 살아납니다. 특히 목관악기의 숨결과 어쿠스틱 기타의 핑거링 소리는 바이닐 특유의 미세한 틱 노이즈마저 아늑한 벽난로의 장작 소리처럼 느껴지게 만듭니다.</w:t>
+        <w:t>진공관 앰프 특유의 포근한 배음과 턴테이블의 아날로그 질감이 만날 때, 어쿠스틱 현의 떨림과 목관의 숨결이 마치 볕이 잘 드는 거실 한가운데를 비추듯 입체적으로 살아납니다.</w:t>
       </w:r>
     </w:p>
     <w:p>
@@ -551,7 +662,7 @@
           <w:b w:val="0"/>
           <w:sz w:val="21"/>
         </w:rPr>
-        <w:t>골든 글로브 수상작이라는 역사적 명성을 차치하더라도, 70년대 특유의 아날로그 오케스트라 레코딩 정수를 느낄 수 있는 오리지널 프레싱으로서 클래식/사운드트랙 애호가라면 반드시 서가에 꽂아두어야 할 귀한 아카이브입니다.</w:t>
+        <w:t>골든 글로브 수상에 빛나는 음악사적 권위는 물론, 1970년대 아날로그 오케스트라 사운드트랙의 온기와 서정미를 원판 LP의 풍성한 질감으로 간직할 수 있는 가치 높은 수집반입니다.</w:t>
       </w:r>
     </w:p>
     <w:p>
@@ -565,7 +676,7 @@
           <w:color w:val="4338CA"/>
           <w:sz w:val="21"/>
         </w:rPr>
-        <w:t>이 음반을 통해 순수했던 시절의 아련한 추억과 유엘 박스의 따스한 선율이 전해주는 감동을 다시 한번 경험해 보시는 것은 어떨까요?</w:t>
+        <w:t>이 음반을 통해 아련한 시절의 순수함과 유엘 박스의 선율이 전해주는 감동을 다시 한번 경험해 보시는 것은 어떨까요?</w:t>
       </w:r>
     </w:p>
     <w:sectPr>
